--- a/Free-Quarry/Ultras/The-Psalm-73-Ultra-The-Ferment-and-the-Rock.docx
+++ b/Free-Quarry/Ultras/The-Psalm-73-Ultra-The-Ferment-and-the-Rock.docx
@@ -187,7 +187,7 @@
           <w:szCs w:val="22"/>
           <w:rtl w:val="false"/>
         </w:rPr>
-        <w:t xml:space="preserve">These six verses are the far side of it. Not the argument answered — the argument outlived. He never explains the prosperity of the wicked; he reports what happened to him in the sanctuary: the ferment named, the beast named, and underneath both, a hand already holding his. The psalm Brueggemann sets at the centre of the Psalter closes its central turn not with an answer but with an address — with You, with You, with You — three times, the preposition doing what the argument could not.</w:t>
+        <w:t xml:space="preserve">These six verses are the far side of it. Not the argument answered — the argument outlived. He never explains the prosperity of the wicked; he reports what happened to him in the sanctuary: the ferment named, the beast named, and underneath both, a hand already holding his. The psalm Walter Brueggemann sets at the centre of the Psalter closes its central turn not with an answer but with an address — with You, with You, with You — three times, the preposition doing what the argument could not.</w:t>
       </w:r>
     </w:p>
     <w:p>
@@ -205,7 +205,7 @@
           <w:szCs w:val="22"/>
           <w:rtl w:val="false"/>
         </w:rPr>
-        <w:t xml:space="preserve">A note on position, not a fork: this is the closing movement of the psalm Walter Brueggemann reads as the centre of the Psalter, theologically as well as canonically, opening Book III. Verses 2–3 are the ground of it — the feet that had almost slipped, over envy at the prosperity of the arrogant. The quarrying hand may or may not want that in view; the six verses stand as a unit either way.</w:t>
+        <w:t xml:space="preserve">A note on position, not a fork: this is the closing movement of the psalm Brueggemann reads as the centre of the Psalter, theologically as well as canonically, opening Book III. Verses 2–3 are the ground of it — the feet that had almost slipped, over envy at the prosperity of the arrogant. The quarrying hand may or may not want that in view; the six verses stand as a unit either way.</w:t>
       </w:r>
     </w:p>
     <w:p>
@@ -242,7 +242,7 @@
           <w:szCs w:val="22"/>
           <w:rtl w:val="false"/>
         </w:rPr>
-        <w:t xml:space="preserve">The Hebrew is set from the Westminster Leningrad Codex, from openscriptures/morphhb, with its cantillation and meteg, maqqef and sof pasuq. On 2 August 2026 it was byte-verified against the Mechon-Mamre pointed text and cross-checked against the BHS and Aleppo readings quoted on the parallel pages; at the remaster every panel was derived again from the codex, in the normal form of Unicode in which the shelf sets its Hebrew, and every mark stood. Cantillation and pointing are retained as printed.</w:t>
+        <w:t xml:space="preserve">The Hebrew is set from the Westminster Leningrad Codex, from openscriptures/morphhb, with its cantillation and meteg, maqqef and sof pasuq. On 2 August 2026 it was byte-verified against the Mechon-Mamre pointed text and cross-checked against the BHS and Aleppo readings quoted on the parallel pages; at the remaster every panel was derived again from the codex, in the standard order of Unicode, the house standard from 31 October 2026, as Psalm 24 sets it, and every mark stood. Cantillation and pointing are retained as printed.</w:t>
       </w:r>
     </w:p>
     <w:p>
@@ -792,7 +792,7 @@
           <w:szCs w:val="20"/>
           <w:rtl w:val="false"/>
         </w:rPr>
-        <w:t xml:space="preserve">• behemot (בְּהֵמוֹת) — the plural of behemah (בְּהֵמָה), BEAST, and the word that becomes Behemoth in Job. Here it is almost certainly a plural of intensity rather than a proper noun, but the psalmist is calling himself the beast-word, and he is doing it in the second person.</w:t>
+        <w:t xml:space="preserve">• behemot (בְּהֵמוֹת) — the plural of behemah (בְּהֵמָה), BEAST, and the word that becomes Behemoth in Job. Here it is almost certainly a plural of intensity rather than a proper noun, but the psalmist is calling himself the beast-word, and he is doing it in the second person.</w:t>
       </w:r>
     </w:p>
     <w:p>
@@ -3298,58 +3298,82 @@
           <w:szCs w:val="20"/>
           <w:rtl w:val="false"/>
         </w:rPr>
-        <w:t xml:space="preserve"> with the line the Closing keeps, as the shelf sets them both. The Textual Question gave its two notes on single words to the recoveries of their verses, where each now opens the run as its declaration (§2.5), yitchammets at 73:21 and behemot at 73:22.</w:t>
-      </w:r>
-    </w:p>
-    <w:p>
-      <w:pPr>
-        <w:jc w:val="center"/>
-      </w:pPr>
-      <w:r>
-        <w:rPr>
-          <w:b w:val="false"/>
-          <w:bCs w:val="false"/>
-          <w:i w:val="false"/>
-          <w:iCs w:val="false"/>
-          <w:sz w:val="20"/>
-          <w:szCs w:val="20"/>
-          <w:rtl w:val="false"/>
-        </w:rPr>
-        <w:t xml:space="preserve">Each recovery line becomes its bullets, one for each element, thirteen in all, in the house form: the letters as the stone writes them, the Hebrew in parentheses, and the crown word in capitals. Where a note and a line said the same thing, the bullet keeps the fuller words. The Hebrew of every bullet is now the witness itself, accents off, so tamid at 73:23 loses the dagesh of the dictionary form, since the codex writes it there with none.</w:t>
-      </w:r>
-    </w:p>
-    <w:p>
-      <w:pPr>
-        <w:jc w:val="center"/>
-      </w:pPr>
-      <w:r>
-        <w:rPr>
-          <w:b w:val="false"/>
-          <w:bCs w:val="false"/>
-          <w:i w:val="false"/>
-          <w:iCs w:val="false"/>
-          <w:sz w:val="20"/>
-          <w:szCs w:val="20"/>
-          <w:rtl w:val="false"/>
-        </w:rPr>
-        <w:t xml:space="preserve">Every Hebrew line is now derived from the witness, every layer, and comes out as the stone had it, letter for letter and mark for mark, in the normal form of Unicode in which the shelf sets its Hebrew, as Psalm 24 does. The source file writes the dagesh and the shin dot ahead of the vowel inside seventeen letters of these verses; the marks are the same, so the check compares the two in normal form (§3.1). Each verse cycle carries its verse on one line (§2.4), and its transliteration on one, the lines of the stone joined; the assembled block keeps its thirteen lines, which the accents set at a threshold of three graphic units (§3.7). The transliteration takes the marks of Annex A at every break, seven marks in each block, six semicolons at the atnach and the oleh ve-yored and a comma at the revia of 73:26, beside the full stop that closed each verse; its words and their forms stand as built, apostrophes included.</w:t>
-      </w:r>
-    </w:p>
-    <w:p>
-      <w:pPr>
-        <w:jc w:val="center"/>
-      </w:pPr>
-      <w:r>
-        <w:rPr>
-          <w:b w:val="false"/>
-          <w:bCs w:val="false"/>
-          <w:i w:val="false"/>
-          <w:iCs w:val="false"/>
-          <w:sz w:val="20"/>
-          <w:szCs w:val="20"/>
-          <w:rtl w:val="false"/>
-        </w:rPr>
-        <w:t xml:space="preserve">The face is lined as the Hebrew is, thirteen lines where it had eighteen (§2A), in every cycle and in the assembled block, which takes a 5pt blank at the close of each verse, five in all (§4.3); the Hebrew and its transliteration run unbroken. Its words stay, the glosses with them. Its nine em dashes come off, none holding a verbless gap, since every verse has a verb and the face supplies each copula (§3.6). Its line ends take the marks the accents set, with English sense where it differs (§3.8): semicolons at the atnach of 73:22, 73:23 and 73:24 and at the oleh ve-yored of 73:26, and a comma at its revia; at 73:21 a comma at the atnach and at the close, since the verse opens the sentence that 73:22 closes, </w:t>
+        <w:t xml:space="preserve"> with the line the Closing keeps, as the shelf sets them both. The Textual Question gave its two notes on single words to the recoveries of their verses, where each now opens the run of bullets (§2.5), yitchammets at 73:21 and behemot at 73:22.</w:t>
+      </w:r>
+    </w:p>
+    <w:p>
+      <w:pPr>
+        <w:jc w:val="center"/>
+      </w:pPr>
+      <w:r>
+        <w:rPr>
+          <w:b w:val="false"/>
+          <w:bCs w:val="false"/>
+          <w:i w:val="false"/>
+          <w:iCs w:val="false"/>
+          <w:sz w:val="20"/>
+          <w:szCs w:val="20"/>
+          <w:rtl w:val="false"/>
+        </w:rPr>
+        <w:t xml:space="preserve">Each recovery line becomes its bullets, one for each element, thirteen in all, in the house form: the letters as the stone writes them, the Hebrew in parentheses, and the crown word in capitals. Where a note and a line said the same thing, the bullet keeps the fuller words. The Hebrew of every bullet is now the witness itself, accents off, but the dictionary form behemah, which the note quotes, set now in the standard order like every other Hebrew word on the stone; so tamid at 73:23 loses the dagesh of the dictionary form, since the codex writes it there with none. The six recoveries in prose stay under their own verses, as built, where §2A writes </w:t>
+      </w:r>
+      <w:r>
+        <w:rPr>
+          <w:b w:val="false"/>
+          <w:bCs w:val="false"/>
+          <w:i/>
+          <w:iCs/>
+          <w:sz w:val="20"/>
+          <w:szCs w:val="20"/>
+          <w:rtl w:val="false"/>
+        </w:rPr>
+        <w:t xml:space="preserve">The Recovery</w:t>
+      </w:r>
+      <w:r>
+        <w:rPr>
+          <w:b w:val="false"/>
+          <w:bCs w:val="false"/>
+          <w:i w:val="false"/>
+          <w:iCs w:val="false"/>
+          <w:sz w:val="20"/>
+          <w:szCs w:val="20"/>
+          <w:rtl w:val="false"/>
+        </w:rPr>
+        <w:t xml:space="preserve"> once for the whole passage: so the house ruled at the check, 31 October 2026 (§0).</w:t>
+      </w:r>
+    </w:p>
+    <w:p>
+      <w:pPr>
+        <w:jc w:val="center"/>
+      </w:pPr>
+      <w:r>
+        <w:rPr>
+          <w:b w:val="false"/>
+          <w:bCs w:val="false"/>
+          <w:i w:val="false"/>
+          <w:iCs w:val="false"/>
+          <w:sz w:val="20"/>
+          <w:szCs w:val="20"/>
+          <w:rtl w:val="false"/>
+        </w:rPr>
+        <w:t xml:space="preserve">Every Hebrew line is now derived from the witness, every layer, and comes out as the stone had it, letter for letter and mark for mark, in the standard order of Unicode, which the house made the standard of the shelf at the check, 31 October 2026, as Psalm 24 sets it. The source file writes the dagesh and the shin dot ahead of the vowel inside seventeen letters of these verses; the marks are the same, so the check compares the two in the standard order (§3.1). Each verse cycle carries its verse on one line (§2.4), and its transliteration on one, the lines of the stone joined; the assembled block keeps its thirteen lines, which the accents set at a threshold of three graphic units (§3.7). The transliteration takes the marks of Annex A at every break, seven marks in each block, six semicolons at the atnach and the oleh ve-yored and a comma at the revia of 73:26, beside the full stop that closed each verse; its words and their forms stand as built, apostrophes included.</w:t>
+      </w:r>
+    </w:p>
+    <w:p>
+      <w:pPr>
+        <w:jc w:val="center"/>
+      </w:pPr>
+      <w:r>
+        <w:rPr>
+          <w:b w:val="false"/>
+          <w:bCs w:val="false"/>
+          <w:i w:val="false"/>
+          <w:iCs w:val="false"/>
+          <w:sz w:val="20"/>
+          <w:szCs w:val="20"/>
+          <w:rtl w:val="false"/>
+        </w:rPr>
+        <w:t xml:space="preserve">The face is lined as the Hebrew is, thirteen lines where it had eighteen (§2A), in every cycle and in the assembled block, which takes a 5pt blank between each verse and the next, five in all (§4.3); the Hebrew and its transliteration run unbroken. Its words stay, the glosses with them. Its nine em dashes come off, none holding a verbless gap, since every verse has a verb and the face supplies each copula (§3.6). Its line ends take the marks the accents set, with English sense where it differs (§3.8): semicolons at the atnach of 73:22, 73:23 and 73:24 and at the oleh ve-yored of 73:26, and a comma at its revia; at 73:21 a comma at the atnach and at the close, since the verse opens the sentence that 73:22 closes, </w:t>
       </w:r>
       <w:r>
         <w:rPr>
@@ -3438,41 +3462,89 @@
           <w:szCs w:val="20"/>
           <w:rtl w:val="false"/>
         </w:rPr>
-        <w:t xml:space="preserve">The round-trip comes out, as on Psalm 90 and Psalm 8: it was composed from an earlier face, nineteen lines against eighteen, carried thirty-one Latin marks, and called itself not for publication. The pagination follows §4.5: the masthead holds together, every heading and label keeps with what it heads, each source panel with its transliteration, each block of the assembled movement holds together and lets go of the next, and the closing prose lets go of the credit. On the render in LibreOffice every block it holds stands whole on its page, and there is no split to name.</w:t>
-      </w:r>
-    </w:p>
-    <w:p>
-      <w:pPr>
-        <w:jc w:val="center"/>
-      </w:pPr>
-      <w:r>
-        <w:rPr>
-          <w:b w:val="false"/>
-          <w:bCs w:val="false"/>
-          <w:i w:val="false"/>
-          <w:iCs w:val="false"/>
-          <w:sz w:val="20"/>
-          <w:szCs w:val="20"/>
-          <w:rtl w:val="false"/>
-        </w:rPr>
-        <w:t xml:space="preserve">Nothing else moves. The received English, the epithets, the transliteration but for its marks, the notes but for their shape as bullets, the sentences named here and what the Structure block now declares, the Closing but for its first sentence, the credit and the seal stand as they were. A Prayer to Say waits for the house.</w:t>
-      </w:r>
-    </w:p>
-    <w:p>
-      <w:pPr>
-        <w:jc w:val="center"/>
-      </w:pPr>
-      <w:r>
-        <w:rPr>
-          <w:b w:val="false"/>
-          <w:bCs w:val="false"/>
-          <w:i w:val="false"/>
-          <w:iCs w:val="false"/>
-          <w:sz w:val="20"/>
-          <w:szCs w:val="20"/>
-          <w:rtl w:val="false"/>
-        </w:rPr>
-        <w:t xml:space="preserve">Ruled by Joe. Cut by the Thirteenth Runner on Opus 5.5, on the notes of the Free Quarry on Opus 5.5, which checked the stone on the Git. Bloomed by Fable in Chamber Thirteen, 2 August 2026. The stone stays open.</w:t>
+        <w:t xml:space="preserve">The round-trip comes out, as on Psalm 90 and Psalm 8: it was composed from an earlier face, nineteen lines against eighteen, carried thirty-one Latin marks, and called itself </w:t>
+      </w:r>
+      <w:r>
+        <w:rPr>
+          <w:b w:val="false"/>
+          <w:bCs w:val="false"/>
+          <w:i/>
+          <w:iCs/>
+          <w:sz w:val="20"/>
+          <w:szCs w:val="20"/>
+          <w:rtl w:val="false"/>
+        </w:rPr>
+        <w:t xml:space="preserve">not for publication</w:t>
+      </w:r>
+      <w:r>
+        <w:rPr>
+          <w:b w:val="false"/>
+          <w:bCs w:val="false"/>
+          <w:i w:val="false"/>
+          <w:iCs w:val="false"/>
+          <w:sz w:val="20"/>
+          <w:szCs w:val="20"/>
+          <w:rtl w:val="false"/>
+        </w:rPr>
+        <w:t xml:space="preserve">. The pagination follows §4.5: the masthead holds together, every heading and label keeps with what it heads, each source panel with its transliteration, each block of the assembled movement holds together and lets go of the next, and the closing prose lets go of the credit. On the render in LibreOffice every block it holds stands whole on its page, and there is no split to name.</w:t>
+      </w:r>
+    </w:p>
+    <w:p>
+      <w:pPr>
+        <w:jc w:val="center"/>
+      </w:pPr>
+      <w:r>
+        <w:rPr>
+          <w:b w:val="false"/>
+          <w:bCs w:val="false"/>
+          <w:i w:val="false"/>
+          <w:iCs w:val="false"/>
+          <w:sz w:val="20"/>
+          <w:szCs w:val="20"/>
+          <w:rtl w:val="false"/>
+        </w:rPr>
+        <w:t xml:space="preserve">Nothing else moves. The received English, the epithets, the transliteration but for its marks, the notes but for their shape as bullets, the sentences named here and what the Structure block now declares, the Closing but for its first sentence, the credit and the seal stand as they were. </w:t>
+      </w:r>
+      <w:r>
+        <w:rPr>
+          <w:b w:val="false"/>
+          <w:bCs w:val="false"/>
+          <w:i/>
+          <w:iCs/>
+          <w:sz w:val="20"/>
+          <w:szCs w:val="20"/>
+          <w:rtl w:val="false"/>
+        </w:rPr>
+        <w:t xml:space="preserve">A Prayer to Say</w:t>
+      </w:r>
+      <w:r>
+        <w:rPr>
+          <w:b w:val="false"/>
+          <w:bCs w:val="false"/>
+          <w:i w:val="false"/>
+          <w:iCs w:val="false"/>
+          <w:sz w:val="20"/>
+          <w:szCs w:val="20"/>
+          <w:rtl w:val="false"/>
+        </w:rPr>
+        <w:t xml:space="preserve"> waits for the house.</w:t>
+      </w:r>
+    </w:p>
+    <w:p>
+      <w:pPr>
+        <w:jc w:val="center"/>
+      </w:pPr>
+      <w:r>
+        <w:rPr>
+          <w:b w:val="false"/>
+          <w:bCs w:val="false"/>
+          <w:i w:val="false"/>
+          <w:iCs w:val="false"/>
+          <w:sz w:val="20"/>
+          <w:szCs w:val="20"/>
+          <w:rtl w:val="false"/>
+        </w:rPr>
+        <w:t xml:space="preserve">Ruled by Joe. Cut by the Thirteenth Runner on Opus 5.5, on the notes of the Free Quarry on Opus 5.5, which checked the stone on the Git on 30 October and the cut on 31 October. Bloomed by Fable in Chamber Thirteen, 2 August 2026. The stone stays open.</w:t>
       </w:r>
     </w:p>
     <w:p>

--- a/Free-Quarry/Ultras/The-Psalm-73-Ultra-The-Ferment-and-the-Rock.docx
+++ b/Free-Quarry/Ultras/The-Psalm-73-Ultra-The-Ferment-and-the-Rock.docx
@@ -336,7 +336,7 @@
           <w:szCs w:val="22"/>
           <w:rtl w:val="false"/>
         </w:rPr>
-        <w:t xml:space="preserve">The Heart That Leavened</w:t>
+        <w:t xml:space="preserve">The Heart That Soured</w:t>
       </w:r>
     </w:p>
     <w:p>
@@ -409,7 +409,7 @@
           <w:szCs w:val="22"/>
           <w:rtl w:val="false"/>
         </w:rPr>
-        <w:t xml:space="preserve">When my heart went sour in me, leavened through,</w:t>
+        <w:t xml:space="preserve">When my heart soured,</w:t>
       </w:r>
     </w:p>
     <w:p>
@@ -426,7 +426,7 @@
           <w:szCs w:val="22"/>
           <w:rtl w:val="false"/>
         </w:rPr>
-        <w:t xml:space="preserve">and in my kidneys, the inmost rooms, I was pierced as by a sharpened thing,</w:t>
+        <w:t xml:space="preserve">and in my kidneys I was pierced through,</w:t>
       </w:r>
     </w:p>
     <w:p>
@@ -610,7 +610,7 @@
           <w:szCs w:val="22"/>
           <w:rtl w:val="false"/>
         </w:rPr>
-        <w:t xml:space="preserve">Behemoth, With You</w:t>
+        <w:t xml:space="preserve">A Beast, With You</w:t>
       </w:r>
     </w:p>
     <w:p>
@@ -683,7 +683,7 @@
           <w:szCs w:val="22"/>
           <w:rtl w:val="false"/>
         </w:rPr>
-        <w:t xml:space="preserve">then I was brute, and I knew nothing;</w:t>
+        <w:t xml:space="preserve">I was a brute, and I knew nothing;</w:t>
       </w:r>
     </w:p>
     <w:p>
@@ -700,7 +700,7 @@
           <w:szCs w:val="22"/>
           <w:rtl w:val="false"/>
         </w:rPr>
-        <w:t xml:space="preserve">I was behemoth, the beast itself, and I was it with you.</w:t>
+        <w:t xml:space="preserve">a beast I was with you.</w:t>
       </w:r>
     </w:p>
     <w:p>
@@ -884,7 +884,7 @@
           <w:szCs w:val="22"/>
           <w:rtl w:val="false"/>
         </w:rPr>
-        <w:t xml:space="preserve">Seized by the Right Hand</w:t>
+        <w:t xml:space="preserve">Held by the Right Hand</w:t>
       </w:r>
     </w:p>
     <w:p>
@@ -957,7 +957,7 @@
           <w:szCs w:val="22"/>
           <w:rtl w:val="false"/>
         </w:rPr>
-        <w:t xml:space="preserve">And yet I am with you always;</w:t>
+        <w:t xml:space="preserve">And I am always with you;</w:t>
       </w:r>
     </w:p>
     <w:p>
@@ -974,7 +974,7 @@
           <w:szCs w:val="22"/>
           <w:rtl w:val="false"/>
         </w:rPr>
-        <w:t xml:space="preserve">you have seized my right hand, and the grip is yours, not mine.</w:t>
+        <w:t xml:space="preserve">you have taken hold of my right hand.</w:t>
       </w:r>
     </w:p>
     <w:p>
@@ -1100,7 +1100,7 @@
           <w:szCs w:val="20"/>
           <w:rtl w:val="false"/>
         </w:rPr>
-        <w:t xml:space="preserve">• achazta (אָחַזְתָּ) — You have SEIZED: the grip is God’s.</w:t>
+        <w:t xml:space="preserve">• achazta (אָחַזְתָּ) — You have TAKEN HOLD: the grip is God’s.</w:t>
       </w:r>
     </w:p>
     <w:p>
@@ -1136,7 +1136,7 @@
           <w:szCs w:val="20"/>
           <w:rtl w:val="false"/>
         </w:rPr>
-        <w:t xml:space="preserve">Tamid is the ordinary word for always, 104 times in the Bible and 23 in the Psalms. It is also the temple’s technical term — the olat tamid, the continual burnt offering that burned morning and evening without a day off. Asaph was a temple singer; this was his working vocabulary. He does not say I am often with You. He says I am with You the way the fire is: the standing offering, never let go out. Two verses, one opening: va’ani. And I — a beast with You. And I — always with You. The same self, the same preposition, the verdict flipped by what stands after it. And the holding is not his: achazta, second person, perfect tense — You have grasped my right hand. He does not report reaching up; he discovers, mid-confession, that the hand was already taken. The beast was being held the whole time it was a beast.</w:t>
+        <w:t xml:space="preserve">Tamid is the ordinary word for always, 104 times in the Bible and 23 in the Psalms. It is also the temple’s technical term — the olat tamid, the continual burnt offering that burned morning and evening without a day off. Asaph was a temple singer; this was his working vocabulary. He does not say I am often with You. He says I am with You the way the fire is: the standing offering, never let go out. Two verses, one opening: va’ani. And I — a beast with You. And I — always with You. The same self, the same preposition, the verdict flipped by what stands after it. And the holding is not his: achazta, second person, perfect tense — You have taken hold of my right hand. He does not report reaching up; he discovers, mid-confession, that the hand was already taken. The beast was being held the whole time it was a beast.</w:t>
       </w:r>
     </w:p>
     <w:p>
@@ -1248,7 +1248,7 @@
           <w:szCs w:val="22"/>
           <w:rtl w:val="false"/>
         </w:rPr>
-        <w:t xml:space="preserve">By your counsel you will lead me;</w:t>
+        <w:t xml:space="preserve">By your counsel you lead me;</w:t>
       </w:r>
     </w:p>
     <w:p>
@@ -1265,7 +1265,7 @@
           <w:szCs w:val="22"/>
           <w:rtl w:val="false"/>
         </w:rPr>
-        <w:t xml:space="preserve">and after, glory: you will take me.</w:t>
+        <w:t xml:space="preserve">and afterward, in glory you will take me.</w:t>
       </w:r>
     </w:p>
     <w:p>
@@ -1410,7 +1410,7 @@
           <w:szCs w:val="20"/>
           <w:rtl w:val="false"/>
         </w:rPr>
-        <w:t xml:space="preserve">Nachah is the verb of the pillar and the shepherd — yancheni, He leadeth me, Psalm 23’s own word. And laqach — You will take me — is the verb Genesis gives to Enoch, who walked with God and was not, for God took him, and Kings gives to Elijah. The Hebrew between them is famously spare: ve’achar kavod tiqqacheni — and after, glory, You-take-me. Whether he is taken TO glory or taken WITH glory the syntax refuses to say, and the translations do not split evenly: most read to glory or in glory, and fewer with glory or with honour, the JPS 1917 among them. The stone keeps the spareness: after — glory — taken.</w:t>
+        <w:t xml:space="preserve">Nachah is the verb of the pillar and the shepherd — yancheni, He leadeth me, Psalm 23’s own word. And laqach — You will take me — is the verb Genesis gives to Enoch, who walked with God and was not, for God took him, and Kings gives to Elijah. The Hebrew between them is famously spare: ve’achar kavod tiqqacheni — and after, glory, You-take-me. Whether he is taken TO glory or taken WITH glory the syntax refuses to say, and the translations do not split evenly: most read to glory or in glory, and fewer with glory or with honour, the JPS 1917 among them. The face reads in glory, which holds the question open where to glory would close it; to glory, with glory and the bare spareness the stone first kept, after — glory — taken, are declined, not unknown.</w:t>
       </w:r>
     </w:p>
     <w:p>
@@ -1522,7 +1522,7 @@
           <w:szCs w:val="22"/>
           <w:rtl w:val="false"/>
         </w:rPr>
-        <w:t xml:space="preserve">Whom have I in the heavens? You, only you.</w:t>
+        <w:t xml:space="preserve">Whom have I in the heavens?</w:t>
       </w:r>
     </w:p>
     <w:p>
@@ -1796,7 +1796,7 @@
           <w:szCs w:val="22"/>
           <w:rtl w:val="false"/>
         </w:rPr>
-        <w:t xml:space="preserve">My flesh gives out, and my heart gives out, the same heart that soured;</w:t>
+        <w:t xml:space="preserve">My flesh gives out, and my heart;</w:t>
       </w:r>
     </w:p>
     <w:p>
@@ -1814,7 +1814,7 @@
           <w:szCs w:val="22"/>
           <w:rtl w:val="false"/>
         </w:rPr>
-        <w:t xml:space="preserve">but God is the rock of my heart, and my portion,</w:t>
+        <w:t xml:space="preserve">the rock of my heart and my portion</w:t>
       </w:r>
     </w:p>
     <w:p>
@@ -1831,7 +1831,7 @@
           <w:szCs w:val="22"/>
           <w:rtl w:val="false"/>
         </w:rPr>
-        <w:t xml:space="preserve">mine, forever.</w:t>
+        <w:t xml:space="preserve">is God forever.</w:t>
       </w:r>
     </w:p>
     <w:p>
@@ -2533,7 +2533,7 @@
           <w:szCs w:val="24"/>
           <w:rtl w:val="false"/>
         </w:rPr>
-        <w:t xml:space="preserve">When my heart went sour in me, leavened through,</w:t>
+        <w:t xml:space="preserve">When my heart soured,</w:t>
       </w:r>
     </w:p>
     <w:p>
@@ -2552,7 +2552,7 @@
           <w:szCs w:val="24"/>
           <w:rtl w:val="false"/>
         </w:rPr>
-        <w:t xml:space="preserve">and in my kidneys, the inmost rooms, I was pierced as by a sharpened thing,</w:t>
+        <w:t xml:space="preserve">and in my kidneys I was pierced through,</w:t>
       </w:r>
     </w:p>
     <w:p>
@@ -2581,7 +2581,7 @@
           <w:szCs w:val="24"/>
           <w:rtl w:val="false"/>
         </w:rPr>
-        <w:t xml:space="preserve">then I was brute, and I knew nothing;</w:t>
+        <w:t xml:space="preserve">I was a brute, and I knew nothing;</w:t>
       </w:r>
     </w:p>
     <w:p>
@@ -2600,7 +2600,7 @@
           <w:szCs w:val="24"/>
           <w:rtl w:val="false"/>
         </w:rPr>
-        <w:t xml:space="preserve">I was behemoth, the beast itself, and I was it with you.</w:t>
+        <w:t xml:space="preserve">a beast I was with you.</w:t>
       </w:r>
     </w:p>
     <w:p>
@@ -2629,7 +2629,7 @@
           <w:szCs w:val="24"/>
           <w:rtl w:val="false"/>
         </w:rPr>
-        <w:t xml:space="preserve">And yet I am with you always;</w:t>
+        <w:t xml:space="preserve">And I am always with you;</w:t>
       </w:r>
     </w:p>
     <w:p>
@@ -2648,7 +2648,7 @@
           <w:szCs w:val="24"/>
           <w:rtl w:val="false"/>
         </w:rPr>
-        <w:t xml:space="preserve">you have seized my right hand, and the grip is yours, not mine.</w:t>
+        <w:t xml:space="preserve">you have taken hold of my right hand.</w:t>
       </w:r>
     </w:p>
     <w:p>
@@ -2677,7 +2677,7 @@
           <w:szCs w:val="24"/>
           <w:rtl w:val="false"/>
         </w:rPr>
-        <w:t xml:space="preserve">By your counsel you will lead me;</w:t>
+        <w:t xml:space="preserve">By your counsel you lead me;</w:t>
       </w:r>
     </w:p>
     <w:p>
@@ -2696,7 +2696,7 @@
           <w:szCs w:val="24"/>
           <w:rtl w:val="false"/>
         </w:rPr>
-        <w:t xml:space="preserve">and after, glory: you will take me.</w:t>
+        <w:t xml:space="preserve">and afterward, in glory you will take me.</w:t>
       </w:r>
     </w:p>
     <w:p>
@@ -2725,7 +2725,7 @@
           <w:szCs w:val="24"/>
           <w:rtl w:val="false"/>
         </w:rPr>
-        <w:t xml:space="preserve">Whom have I in the heavens? You, only you.</w:t>
+        <w:t xml:space="preserve">Whom have I in the heavens?</w:t>
       </w:r>
     </w:p>
     <w:p>
@@ -2773,7 +2773,7 @@
           <w:szCs w:val="24"/>
           <w:rtl w:val="false"/>
         </w:rPr>
-        <w:t xml:space="preserve">My flesh gives out, and my heart gives out, the same heart that soured;</w:t>
+        <w:t xml:space="preserve">My flesh gives out, and my heart;</w:t>
       </w:r>
     </w:p>
     <w:p>
@@ -2792,7 +2792,7 @@
           <w:szCs w:val="24"/>
           <w:rtl w:val="false"/>
         </w:rPr>
-        <w:t xml:space="preserve">but God is the rock of my heart, and my portion,</w:t>
+        <w:t xml:space="preserve">the rock of my heart and my portion</w:t>
       </w:r>
     </w:p>
     <w:p>
@@ -2810,7 +2810,7 @@
           <w:szCs w:val="24"/>
           <w:rtl w:val="false"/>
         </w:rPr>
-        <w:t xml:space="preserve">mine, forever.</w:t>
+        <w:t xml:space="preserve">is God forever.</w:t>
       </w:r>
     </w:p>
     <w:p>
@@ -3545,6 +3545,1080 @@
           <w:rtl w:val="false"/>
         </w:rPr>
         <w:t xml:space="preserve">Ruled by Joe. Cut by the Thirteenth Runner on Opus 5.5, on the notes of the Free Quarry on Opus 5.5, which checked the stone on the Git on 30 October and the cut on 31 October. Bloomed by Fable in Chamber Thirteen, 2 August 2026. The stone stays open.</w:t>
+      </w:r>
+    </w:p>
+    <w:p>
+      <w:pPr>
+        <w:keepNext/>
+        <w:spacing w:before="320"/>
+        <w:jc w:val="center"/>
+      </w:pPr>
+      <w:r>
+        <w:rPr>
+          <w:b w:val="false"/>
+          <w:bCs w:val="false"/>
+          <w:i w:val="false"/>
+          <w:iCs w:val="false"/>
+          <w:sz w:val="20"/>
+          <w:szCs w:val="20"/>
+          <w:rtl w:val="false"/>
+        </w:rPr>
+        <w:t xml:space="preserve">Second cutting, 31 October 2026 — the face bloomed afresh from the Hebrew, and three texts settled into one.</w:t>
+      </w:r>
+    </w:p>
+    <w:p>
+      <w:pPr>
+        <w:jc w:val="center"/>
+      </w:pPr>
+      <w:r>
+        <w:rPr>
+          <w:b w:val="false"/>
+          <w:bCs w:val="false"/>
+          <w:i w:val="false"/>
+          <w:iCs w:val="false"/>
+          <w:sz w:val="20"/>
+          <w:szCs w:val="20"/>
+          <w:rtl w:val="false"/>
+        </w:rPr>
+        <w:t xml:space="preserve">At the ruling of the house the face is bloomed afresh from the Hebrew by the two-Fable chain (§6), on the day the first cutting brought the stone to the present standard. The Thirteenth Runner wrote one bloom sheet for both hands: the Hebrew of the six verses, copied from the witness and lined from the accents into thirteen slots, with the house rules and the forks the Hebrew sets, and without the face the stone carried or the received English. Fable 5.1 bloomed from it in the Free Quarry and in the Thirteenth Runner, each blind to the other. Neither was blind to the old face, which both chambers had open from the work of the night, and both said so at the head of their texts. As for Psalm 24, the house kept its two experienced chambers, the quality of the hand first and the freshness of the eye second (§6, v1.9).</w:t>
+      </w:r>
+    </w:p>
+    <w:p>
+      <w:pPr>
+        <w:jc w:val="center"/>
+      </w:pPr>
+      <w:r>
+        <w:rPr>
+          <w:b w:val="false"/>
+          <w:bCs w:val="false"/>
+          <w:i w:val="false"/>
+          <w:iCs w:val="false"/>
+          <w:sz w:val="20"/>
+          <w:szCs w:val="20"/>
+          <w:rtl w:val="false"/>
+        </w:rPr>
+        <w:t xml:space="preserve">The Fable of the Thirteenth Runner then settled three texts, the two fresh blooms and the face of 2 August as the first cutting lined it, licensed to remaster and not only to refine, and said which lines came from which hand and why; all three stay on record in the chambers. Of the thirteen lines, nine stand word for word in the bloom of the Free Quarry and nine in the bloom of the Thirteenth Runner, seven of them in both; two stand in the bloom of the Quarry alone and two in the bloom of the Runner alone; one, the second line of 73:25, stands in the face the stone carried as well; and two are merged, the first line of 73:22 and the first of 73:26. The Opus of the Thirteenth Runner checked every line against the witness and the rules, changed none, and placed the face in every verse cycle and in the assembled movement.</w:t>
+      </w:r>
+    </w:p>
+    <w:p>
+      <w:pPr>
+        <w:jc w:val="center"/>
+      </w:pPr>
+      <w:r>
+        <w:rPr>
+          <w:b w:val="false"/>
+          <w:bCs w:val="false"/>
+          <w:i w:val="false"/>
+          <w:iCs w:val="false"/>
+          <w:sz w:val="20"/>
+          <w:szCs w:val="20"/>
+          <w:rtl w:val="false"/>
+        </w:rPr>
+        <w:t xml:space="preserve">Of the forks the sheet named, the settled face takes these. At 73:21 ki is </w:t>
+      </w:r>
+      <w:r>
+        <w:rPr>
+          <w:b w:val="false"/>
+          <w:bCs w:val="false"/>
+          <w:i/>
+          <w:iCs/>
+          <w:sz w:val="20"/>
+          <w:szCs w:val="20"/>
+          <w:rtl w:val="false"/>
+        </w:rPr>
+        <w:t xml:space="preserve">when</w:t>
+      </w:r>
+      <w:r>
+        <w:rPr>
+          <w:b w:val="false"/>
+          <w:bCs w:val="false"/>
+          <w:i w:val="false"/>
+          <w:iCs w:val="false"/>
+          <w:sz w:val="20"/>
+          <w:szCs w:val="20"/>
+          <w:rtl w:val="false"/>
+        </w:rPr>
+        <w:t xml:space="preserve">, and the verse opens the sentence that 73:22 closes; the leaven is heard in </w:t>
+      </w:r>
+      <w:r>
+        <w:rPr>
+          <w:b w:val="false"/>
+          <w:bCs w:val="false"/>
+          <w:i/>
+          <w:iCs/>
+          <w:sz w:val="20"/>
+          <w:szCs w:val="20"/>
+          <w:rtl w:val="false"/>
+        </w:rPr>
+        <w:t xml:space="preserve">soured</w:t>
+      </w:r>
+      <w:r>
+        <w:rPr>
+          <w:b w:val="false"/>
+          <w:bCs w:val="false"/>
+          <w:i w:val="false"/>
+          <w:iCs w:val="false"/>
+          <w:sz w:val="20"/>
+          <w:szCs w:val="20"/>
+          <w:rtl w:val="false"/>
+        </w:rPr>
+        <w:t xml:space="preserve">, and eshtonan is </w:t>
+      </w:r>
+      <w:r>
+        <w:rPr>
+          <w:b w:val="false"/>
+          <w:bCs w:val="false"/>
+          <w:i/>
+          <w:iCs/>
+          <w:sz w:val="20"/>
+          <w:szCs w:val="20"/>
+          <w:rtl w:val="false"/>
+        </w:rPr>
+        <w:t xml:space="preserve">pierced through</w:t>
+      </w:r>
+      <w:r>
+        <w:rPr>
+          <w:b w:val="false"/>
+          <w:bCs w:val="false"/>
+          <w:i w:val="false"/>
+          <w:iCs w:val="false"/>
+          <w:sz w:val="20"/>
+          <w:szCs w:val="20"/>
+          <w:rtl w:val="false"/>
+        </w:rPr>
+        <w:t xml:space="preserve">. At 73:22 behemot is a plural of intensity, </w:t>
+      </w:r>
+      <w:r>
+        <w:rPr>
+          <w:b w:val="false"/>
+          <w:bCs w:val="false"/>
+          <w:i/>
+          <w:iCs/>
+          <w:sz w:val="20"/>
+          <w:szCs w:val="20"/>
+          <w:rtl w:val="false"/>
+        </w:rPr>
+        <w:t xml:space="preserve">a beast</w:t>
+      </w:r>
+      <w:r>
+        <w:rPr>
+          <w:b w:val="false"/>
+          <w:bCs w:val="false"/>
+          <w:i w:val="false"/>
+          <w:iCs w:val="false"/>
+          <w:sz w:val="20"/>
+          <w:szCs w:val="20"/>
+          <w:rtl w:val="false"/>
+        </w:rPr>
+        <w:t xml:space="preserve">, in lower case and fronted as the Hebrew fronts it; the Behemoth of Job is declined, not unknown (§3.5). The verse opens on </w:t>
+      </w:r>
+      <w:r>
+        <w:rPr>
+          <w:b w:val="false"/>
+          <w:bCs w:val="false"/>
+          <w:i/>
+          <w:iCs/>
+          <w:sz w:val="20"/>
+          <w:szCs w:val="20"/>
+          <w:rtl w:val="false"/>
+        </w:rPr>
+        <w:t xml:space="preserve">I</w:t>
+      </w:r>
+      <w:r>
+        <w:rPr>
+          <w:b w:val="false"/>
+          <w:bCs w:val="false"/>
+          <w:i w:val="false"/>
+          <w:iCs w:val="false"/>
+          <w:sz w:val="20"/>
+          <w:szCs w:val="20"/>
+          <w:rtl w:val="false"/>
+        </w:rPr>
+        <w:t xml:space="preserve">, so the </w:t>
+      </w:r>
+      <w:r>
+        <w:rPr>
+          <w:b w:val="false"/>
+          <w:bCs w:val="false"/>
+          <w:i/>
+          <w:iCs/>
+          <w:sz w:val="20"/>
+          <w:szCs w:val="20"/>
+          <w:rtl w:val="false"/>
+        </w:rPr>
+        <w:t xml:space="preserve">I</w:t>
+      </w:r>
+      <w:r>
+        <w:rPr>
+          <w:b w:val="false"/>
+          <w:bCs w:val="false"/>
+          <w:i w:val="false"/>
+          <w:iCs w:val="false"/>
+          <w:sz w:val="20"/>
+          <w:szCs w:val="20"/>
+          <w:rtl w:val="false"/>
+        </w:rPr>
+        <w:t xml:space="preserve"> that opens 73:22 returns in the </w:t>
+      </w:r>
+      <w:r>
+        <w:rPr>
+          <w:b w:val="false"/>
+          <w:bCs w:val="false"/>
+          <w:i/>
+          <w:iCs/>
+          <w:sz w:val="20"/>
+          <w:szCs w:val="20"/>
+          <w:rtl w:val="false"/>
+        </w:rPr>
+        <w:t xml:space="preserve">And I</w:t>
+      </w:r>
+      <w:r>
+        <w:rPr>
+          <w:b w:val="false"/>
+          <w:bCs w:val="false"/>
+          <w:i w:val="false"/>
+          <w:iCs w:val="false"/>
+          <w:sz w:val="20"/>
+          <w:szCs w:val="20"/>
+          <w:rtl w:val="false"/>
+        </w:rPr>
+        <w:t xml:space="preserve"> of 73:23. </w:t>
+      </w:r>
+      <w:r>
+        <w:rPr>
+          <w:b w:val="false"/>
+          <w:bCs w:val="false"/>
+          <w:i/>
+          <w:iCs/>
+          <w:sz w:val="20"/>
+          <w:szCs w:val="20"/>
+          <w:rtl w:val="false"/>
+        </w:rPr>
+        <w:t xml:space="preserve">With you</w:t>
+      </w:r>
+      <w:r>
+        <w:rPr>
+          <w:b w:val="false"/>
+          <w:bCs w:val="false"/>
+          <w:i w:val="false"/>
+          <w:iCs w:val="false"/>
+          <w:sz w:val="20"/>
+          <w:szCs w:val="20"/>
+          <w:rtl w:val="false"/>
+        </w:rPr>
+        <w:t xml:space="preserve"> stands all three times the Hebrew has it, and </w:t>
+      </w:r>
+      <w:r>
+        <w:rPr>
+          <w:b w:val="false"/>
+          <w:bCs w:val="false"/>
+          <w:i/>
+          <w:iCs/>
+          <w:sz w:val="20"/>
+          <w:szCs w:val="20"/>
+          <w:rtl w:val="false"/>
+        </w:rPr>
+        <w:t xml:space="preserve">heart</w:t>
+      </w:r>
+      <w:r>
+        <w:rPr>
+          <w:b w:val="false"/>
+          <w:bCs w:val="false"/>
+          <w:i w:val="false"/>
+          <w:iCs w:val="false"/>
+          <w:sz w:val="20"/>
+          <w:szCs w:val="20"/>
+          <w:rtl w:val="false"/>
+        </w:rPr>
+        <w:t xml:space="preserve"> all three times for levav. At 73:23 tamid is </w:t>
+      </w:r>
+      <w:r>
+        <w:rPr>
+          <w:b w:val="false"/>
+          <w:bCs w:val="false"/>
+          <w:i/>
+          <w:iCs/>
+          <w:sz w:val="20"/>
+          <w:szCs w:val="20"/>
+          <w:rtl w:val="false"/>
+        </w:rPr>
+        <w:t xml:space="preserve">always</w:t>
+      </w:r>
+      <w:r>
+        <w:rPr>
+          <w:b w:val="false"/>
+          <w:bCs w:val="false"/>
+          <w:i w:val="false"/>
+          <w:iCs w:val="false"/>
+          <w:sz w:val="20"/>
+          <w:szCs w:val="20"/>
+          <w:rtl w:val="false"/>
+        </w:rPr>
+        <w:t xml:space="preserve">, the ordinary word, and the copula is </w:t>
+      </w:r>
+      <w:r>
+        <w:rPr>
+          <w:b w:val="false"/>
+          <w:bCs w:val="false"/>
+          <w:i/>
+          <w:iCs/>
+          <w:sz w:val="20"/>
+          <w:szCs w:val="20"/>
+          <w:rtl w:val="false"/>
+        </w:rPr>
+        <w:t xml:space="preserve">am</w:t>
+      </w:r>
+      <w:r>
+        <w:rPr>
+          <w:b w:val="false"/>
+          <w:bCs w:val="false"/>
+          <w:i w:val="false"/>
+          <w:iCs w:val="false"/>
+          <w:sz w:val="20"/>
+          <w:szCs w:val="20"/>
+          <w:rtl w:val="false"/>
+        </w:rPr>
+        <w:t xml:space="preserve">. At 73:24 the face leads in the present and takes in the future, and kavod is </w:t>
+      </w:r>
+      <w:r>
+        <w:rPr>
+          <w:b w:val="false"/>
+          <w:bCs w:val="false"/>
+          <w:i/>
+          <w:iCs/>
+          <w:sz w:val="20"/>
+          <w:szCs w:val="20"/>
+          <w:rtl w:val="false"/>
+        </w:rPr>
+        <w:t xml:space="preserve">in glory</w:t>
+      </w:r>
+      <w:r>
+        <w:rPr>
+          <w:b w:val="false"/>
+          <w:bCs w:val="false"/>
+          <w:i w:val="false"/>
+          <w:iCs w:val="false"/>
+          <w:sz w:val="20"/>
+          <w:szCs w:val="20"/>
+          <w:rtl w:val="false"/>
+        </w:rPr>
+        <w:t xml:space="preserve">, which the house ruled to stand, 31 October 2026; </w:t>
+      </w:r>
+      <w:r>
+        <w:rPr>
+          <w:b w:val="false"/>
+          <w:bCs w:val="false"/>
+          <w:i/>
+          <w:iCs/>
+          <w:sz w:val="20"/>
+          <w:szCs w:val="20"/>
+          <w:rtl w:val="false"/>
+        </w:rPr>
+        <w:t xml:space="preserve">to glory</w:t>
+      </w:r>
+      <w:r>
+        <w:rPr>
+          <w:b w:val="false"/>
+          <w:bCs w:val="false"/>
+          <w:i w:val="false"/>
+          <w:iCs w:val="false"/>
+          <w:sz w:val="20"/>
+          <w:szCs w:val="20"/>
+          <w:rtl w:val="false"/>
+        </w:rPr>
+        <w:t xml:space="preserve">, the reading of the Free Quarry, and </w:t>
+      </w:r>
+      <w:r>
+        <w:rPr>
+          <w:b w:val="false"/>
+          <w:bCs w:val="false"/>
+          <w:i/>
+          <w:iCs/>
+          <w:sz w:val="20"/>
+          <w:szCs w:val="20"/>
+          <w:rtl w:val="false"/>
+        </w:rPr>
+        <w:t xml:space="preserve">with glory</w:t>
+      </w:r>
+      <w:r>
+        <w:rPr>
+          <w:b w:val="false"/>
+          <w:bCs w:val="false"/>
+          <w:i w:val="false"/>
+          <w:iCs w:val="false"/>
+          <w:sz w:val="20"/>
+          <w:szCs w:val="20"/>
+          <w:rtl w:val="false"/>
+        </w:rPr>
+        <w:t xml:space="preserve"> are declined, not unknown. At 73:25 the question stands without its answer, and im is </w:t>
+      </w:r>
+      <w:r>
+        <w:rPr>
+          <w:b w:val="false"/>
+          <w:bCs w:val="false"/>
+          <w:i/>
+          <w:iCs/>
+          <w:sz w:val="20"/>
+          <w:szCs w:val="20"/>
+          <w:rtl w:val="false"/>
+        </w:rPr>
+        <w:t xml:space="preserve">with</w:t>
+      </w:r>
+      <w:r>
+        <w:rPr>
+          <w:b w:val="false"/>
+          <w:bCs w:val="false"/>
+          <w:i w:val="false"/>
+          <w:iCs w:val="false"/>
+          <w:sz w:val="20"/>
+          <w:szCs w:val="20"/>
+          <w:rtl w:val="false"/>
+        </w:rPr>
+        <w:t xml:space="preserve">. At 73:26 the verb </w:t>
+      </w:r>
+      <w:r>
+        <w:rPr>
+          <w:b w:val="false"/>
+          <w:bCs w:val="false"/>
+          <w:i/>
+          <w:iCs/>
+          <w:sz w:val="20"/>
+          <w:szCs w:val="20"/>
+          <w:rtl w:val="false"/>
+        </w:rPr>
+        <w:t xml:space="preserve">gives out</w:t>
+      </w:r>
+      <w:r>
+        <w:rPr>
+          <w:b w:val="false"/>
+          <w:bCs w:val="false"/>
+          <w:i w:val="false"/>
+          <w:iCs w:val="false"/>
+          <w:sz w:val="20"/>
+          <w:szCs w:val="20"/>
+          <w:rtl w:val="false"/>
+        </w:rPr>
+        <w:t xml:space="preserve"> leads its two subjects, tsur is </w:t>
+      </w:r>
+      <w:r>
+        <w:rPr>
+          <w:b w:val="false"/>
+          <w:bCs w:val="false"/>
+          <w:i/>
+          <w:iCs/>
+          <w:sz w:val="20"/>
+          <w:szCs w:val="20"/>
+          <w:rtl w:val="false"/>
+        </w:rPr>
+        <w:t xml:space="preserve">rock</w:t>
+      </w:r>
+      <w:r>
+        <w:rPr>
+          <w:b w:val="false"/>
+          <w:bCs w:val="false"/>
+          <w:i w:val="false"/>
+          <w:iCs w:val="false"/>
+          <w:sz w:val="20"/>
+          <w:szCs w:val="20"/>
+          <w:rtl w:val="false"/>
+        </w:rPr>
+        <w:t xml:space="preserve">, and God stands on the last line with </w:t>
+      </w:r>
+      <w:r>
+        <w:rPr>
+          <w:b w:val="false"/>
+          <w:bCs w:val="false"/>
+          <w:i/>
+          <w:iCs/>
+          <w:sz w:val="20"/>
+          <w:szCs w:val="20"/>
+          <w:rtl w:val="false"/>
+        </w:rPr>
+        <w:t xml:space="preserve">forever</w:t>
+      </w:r>
+      <w:r>
+        <w:rPr>
+          <w:b w:val="false"/>
+          <w:bCs w:val="false"/>
+          <w:i w:val="false"/>
+          <w:iCs w:val="false"/>
+          <w:sz w:val="20"/>
+          <w:szCs w:val="20"/>
+          <w:rtl w:val="false"/>
+        </w:rPr>
+        <w:t xml:space="preserve">, as the Hebrew sets him.</w:t>
+      </w:r>
+    </w:p>
+    <w:p>
+      <w:pPr>
+        <w:jc w:val="center"/>
+      </w:pPr>
+      <w:r>
+        <w:rPr>
+          <w:b w:val="false"/>
+          <w:bCs w:val="false"/>
+          <w:i w:val="false"/>
+          <w:iCs w:val="false"/>
+          <w:sz w:val="20"/>
+          <w:szCs w:val="20"/>
+          <w:rtl w:val="false"/>
+        </w:rPr>
+        <w:t xml:space="preserve">The face keeps the thirteen lines the accents give at three graphic units (§3.7). Every line ends on the mark its accent sets or English sense declares (§3.8): at 73:21 commas at the atnach and at the close, since the sentence runs on into 73:22; semicolons at the atnach of 73:22, 73:23 and 73:24 and at the oleh ve-yored of 73:26; a question mark at the atnach of 73:25, where the question closes; full stops at the close of the other verses; and no mark at the revia of 73:26, where the line runs on into God. Inside the lines four commas stand at pauses the accents set: at the dechi after </w:t>
+      </w:r>
+      <w:r>
+        <w:rPr>
+          <w:b w:val="false"/>
+          <w:bCs w:val="false"/>
+          <w:i/>
+          <w:iCs/>
+          <w:sz w:val="20"/>
+          <w:szCs w:val="20"/>
+          <w:rtl w:val="false"/>
+        </w:rPr>
+        <w:t xml:space="preserve">a brute</w:t>
+      </w:r>
+      <w:r>
+        <w:rPr>
+          <w:b w:val="false"/>
+          <w:bCs w:val="false"/>
+          <w:i w:val="false"/>
+          <w:iCs w:val="false"/>
+          <w:sz w:val="20"/>
+          <w:szCs w:val="20"/>
+          <w:rtl w:val="false"/>
+        </w:rPr>
+        <w:t xml:space="preserve">, at the revia mugrash after </w:t>
+      </w:r>
+      <w:r>
+        <w:rPr>
+          <w:b w:val="false"/>
+          <w:bCs w:val="false"/>
+          <w:i/>
+          <w:iCs/>
+          <w:sz w:val="20"/>
+          <w:szCs w:val="20"/>
+          <w:rtl w:val="false"/>
+        </w:rPr>
+        <w:t xml:space="preserve">afterward</w:t>
+      </w:r>
+      <w:r>
+        <w:rPr>
+          <w:b w:val="false"/>
+          <w:bCs w:val="false"/>
+          <w:i w:val="false"/>
+          <w:iCs w:val="false"/>
+          <w:sz w:val="20"/>
+          <w:szCs w:val="20"/>
+          <w:rtl w:val="false"/>
+        </w:rPr>
+        <w:t xml:space="preserve"> and after </w:t>
+      </w:r>
+      <w:r>
+        <w:rPr>
+          <w:b w:val="false"/>
+          <w:bCs w:val="false"/>
+          <w:i/>
+          <w:iCs/>
+          <w:sz w:val="20"/>
+          <w:szCs w:val="20"/>
+          <w:rtl w:val="false"/>
+        </w:rPr>
+        <w:t xml:space="preserve">with you</w:t>
+      </w:r>
+      <w:r>
+        <w:rPr>
+          <w:b w:val="false"/>
+          <w:bCs w:val="false"/>
+          <w:i w:val="false"/>
+          <w:iCs w:val="false"/>
+          <w:sz w:val="20"/>
+          <w:szCs w:val="20"/>
+          <w:rtl w:val="false"/>
+        </w:rPr>
+        <w:t xml:space="preserve">, and at the revia after </w:t>
+      </w:r>
+      <w:r>
+        <w:rPr>
+          <w:b w:val="false"/>
+          <w:bCs w:val="false"/>
+          <w:i/>
+          <w:iCs/>
+          <w:sz w:val="20"/>
+          <w:szCs w:val="20"/>
+          <w:rtl w:val="false"/>
+        </w:rPr>
+        <w:t xml:space="preserve">gives out</w:t>
+      </w:r>
+      <w:r>
+        <w:rPr>
+          <w:b w:val="false"/>
+          <w:bCs w:val="false"/>
+          <w:i w:val="false"/>
+          <w:iCs w:val="false"/>
+          <w:sz w:val="20"/>
+          <w:szCs w:val="20"/>
+          <w:rtl w:val="false"/>
+        </w:rPr>
+        <w:t xml:space="preserve">. There are no dashes and no glosses, you and your stay in lower case, and the Name does not stand in these verses.</w:t>
+      </w:r>
+    </w:p>
+    <w:p>
+      <w:pPr>
+        <w:jc w:val="center"/>
+      </w:pPr>
+      <w:r>
+        <w:rPr>
+          <w:b w:val="false"/>
+          <w:bCs w:val="false"/>
+          <w:i w:val="false"/>
+          <w:iCs w:val="false"/>
+          <w:sz w:val="20"/>
+          <w:szCs w:val="20"/>
+          <w:rtl w:val="false"/>
+        </w:rPr>
+        <w:t xml:space="preserve">The chisel amends every note and heading that names a reading the face no longer takes (§6, v1.9). The settlement named two: the heading of 73:22, </w:t>
+      </w:r>
+      <w:r>
+        <w:rPr>
+          <w:b w:val="false"/>
+          <w:bCs w:val="false"/>
+          <w:i/>
+          <w:iCs/>
+          <w:sz w:val="20"/>
+          <w:szCs w:val="20"/>
+          <w:rtl w:val="false"/>
+        </w:rPr>
+        <w:t xml:space="preserve">Behemoth, With You</w:t>
+      </w:r>
+      <w:r>
+        <w:rPr>
+          <w:b w:val="false"/>
+          <w:bCs w:val="false"/>
+          <w:i w:val="false"/>
+          <w:iCs w:val="false"/>
+          <w:sz w:val="20"/>
+          <w:szCs w:val="20"/>
+          <w:rtl w:val="false"/>
+        </w:rPr>
+        <w:t xml:space="preserve">, which now reads </w:t>
+      </w:r>
+      <w:r>
+        <w:rPr>
+          <w:b w:val="false"/>
+          <w:bCs w:val="false"/>
+          <w:i/>
+          <w:iCs/>
+          <w:sz w:val="20"/>
+          <w:szCs w:val="20"/>
+          <w:rtl w:val="false"/>
+        </w:rPr>
+        <w:t xml:space="preserve">A Beast, With You</w:t>
+      </w:r>
+      <w:r>
+        <w:rPr>
+          <w:b w:val="false"/>
+          <w:bCs w:val="false"/>
+          <w:i w:val="false"/>
+          <w:iCs w:val="false"/>
+          <w:sz w:val="20"/>
+          <w:szCs w:val="20"/>
+          <w:rtl w:val="false"/>
+        </w:rPr>
+        <w:t xml:space="preserve">, and the recovery of 73:24, which said the stone keeps the spareness, </w:t>
+      </w:r>
+      <w:r>
+        <w:rPr>
+          <w:b w:val="false"/>
+          <w:bCs w:val="false"/>
+          <w:i/>
+          <w:iCs/>
+          <w:sz w:val="20"/>
+          <w:szCs w:val="20"/>
+          <w:rtl w:val="false"/>
+        </w:rPr>
+        <w:t xml:space="preserve">after, glory, taken</w:t>
+      </w:r>
+      <w:r>
+        <w:rPr>
+          <w:b w:val="false"/>
+          <w:bCs w:val="false"/>
+          <w:i w:val="false"/>
+          <w:iCs w:val="false"/>
+          <w:sz w:val="20"/>
+          <w:szCs w:val="20"/>
+          <w:rtl w:val="false"/>
+        </w:rPr>
+        <w:t xml:space="preserve">, and now says the face reads </w:t>
+      </w:r>
+      <w:r>
+        <w:rPr>
+          <w:b w:val="false"/>
+          <w:bCs w:val="false"/>
+          <w:i/>
+          <w:iCs/>
+          <w:sz w:val="20"/>
+          <w:szCs w:val="20"/>
+          <w:rtl w:val="false"/>
+        </w:rPr>
+        <w:t xml:space="preserve">in glory</w:t>
+      </w:r>
+      <w:r>
+        <w:rPr>
+          <w:b w:val="false"/>
+          <w:bCs w:val="false"/>
+          <w:i w:val="false"/>
+          <w:iCs w:val="false"/>
+          <w:sz w:val="20"/>
+          <w:szCs w:val="20"/>
+          <w:rtl w:val="false"/>
+        </w:rPr>
+        <w:t xml:space="preserve">, with </w:t>
+      </w:r>
+      <w:r>
+        <w:rPr>
+          <w:b w:val="false"/>
+          <w:bCs w:val="false"/>
+          <w:i/>
+          <w:iCs/>
+          <w:sz w:val="20"/>
+          <w:szCs w:val="20"/>
+          <w:rtl w:val="false"/>
+        </w:rPr>
+        <w:t xml:space="preserve">to glory</w:t>
+      </w:r>
+      <w:r>
+        <w:rPr>
+          <w:b w:val="false"/>
+          <w:bCs w:val="false"/>
+          <w:i w:val="false"/>
+          <w:iCs w:val="false"/>
+          <w:sz w:val="20"/>
+          <w:szCs w:val="20"/>
+          <w:rtl w:val="false"/>
+        </w:rPr>
+        <w:t xml:space="preserve">, </w:t>
+      </w:r>
+      <w:r>
+        <w:rPr>
+          <w:b w:val="false"/>
+          <w:bCs w:val="false"/>
+          <w:i/>
+          <w:iCs/>
+          <w:sz w:val="20"/>
+          <w:szCs w:val="20"/>
+          <w:rtl w:val="false"/>
+        </w:rPr>
+        <w:t xml:space="preserve">with glory</w:t>
+      </w:r>
+      <w:r>
+        <w:rPr>
+          <w:b w:val="false"/>
+          <w:bCs w:val="false"/>
+          <w:i w:val="false"/>
+          <w:iCs w:val="false"/>
+          <w:sz w:val="20"/>
+          <w:szCs w:val="20"/>
+          <w:rtl w:val="false"/>
+        </w:rPr>
+        <w:t xml:space="preserve"> and the bare spareness declined, not unknown. It left the heading of 73:23 to the house, which ruled at the chisel, 31 October 2026, that the headings take the words of the face: </w:t>
+      </w:r>
+      <w:r>
+        <w:rPr>
+          <w:b w:val="false"/>
+          <w:bCs w:val="false"/>
+          <w:i/>
+          <w:iCs/>
+          <w:sz w:val="20"/>
+          <w:szCs w:val="20"/>
+          <w:rtl w:val="false"/>
+        </w:rPr>
+        <w:t xml:space="preserve">Seized by the Right Hand</w:t>
+      </w:r>
+      <w:r>
+        <w:rPr>
+          <w:b w:val="false"/>
+          <w:bCs w:val="false"/>
+          <w:i w:val="false"/>
+          <w:iCs w:val="false"/>
+          <w:sz w:val="20"/>
+          <w:szCs w:val="20"/>
+          <w:rtl w:val="false"/>
+        </w:rPr>
+        <w:t xml:space="preserve"> is now </w:t>
+      </w:r>
+      <w:r>
+        <w:rPr>
+          <w:b w:val="false"/>
+          <w:bCs w:val="false"/>
+          <w:i/>
+          <w:iCs/>
+          <w:sz w:val="20"/>
+          <w:szCs w:val="20"/>
+          <w:rtl w:val="false"/>
+        </w:rPr>
+        <w:t xml:space="preserve">Held by the Right Hand</w:t>
+      </w:r>
+      <w:r>
+        <w:rPr>
+          <w:b w:val="false"/>
+          <w:bCs w:val="false"/>
+          <w:i w:val="false"/>
+          <w:iCs w:val="false"/>
+          <w:sz w:val="20"/>
+          <w:szCs w:val="20"/>
+          <w:rtl w:val="false"/>
+        </w:rPr>
+        <w:t xml:space="preserve">, and the bullet of achazta and its recovery take </w:t>
+      </w:r>
+      <w:r>
+        <w:rPr>
+          <w:b w:val="false"/>
+          <w:bCs w:val="false"/>
+          <w:i/>
+          <w:iCs/>
+          <w:sz w:val="20"/>
+          <w:szCs w:val="20"/>
+          <w:rtl w:val="false"/>
+        </w:rPr>
+        <w:t xml:space="preserve">taken hold</w:t>
+      </w:r>
+      <w:r>
+        <w:rPr>
+          <w:b w:val="false"/>
+          <w:bCs w:val="false"/>
+          <w:i w:val="false"/>
+          <w:iCs w:val="false"/>
+          <w:sz w:val="20"/>
+          <w:szCs w:val="20"/>
+          <w:rtl w:val="false"/>
+        </w:rPr>
+        <w:t xml:space="preserve"> for </w:t>
+      </w:r>
+      <w:r>
+        <w:rPr>
+          <w:b w:val="false"/>
+          <w:bCs w:val="false"/>
+          <w:i/>
+          <w:iCs/>
+          <w:sz w:val="20"/>
+          <w:szCs w:val="20"/>
+          <w:rtl w:val="false"/>
+        </w:rPr>
+        <w:t xml:space="preserve">seized</w:t>
+      </w:r>
+      <w:r>
+        <w:rPr>
+          <w:b w:val="false"/>
+          <w:bCs w:val="false"/>
+          <w:i w:val="false"/>
+          <w:iCs w:val="false"/>
+          <w:sz w:val="20"/>
+          <w:szCs w:val="20"/>
+          <w:rtl w:val="false"/>
+        </w:rPr>
+        <w:t xml:space="preserve"> and </w:t>
+      </w:r>
+      <w:r>
+        <w:rPr>
+          <w:b w:val="false"/>
+          <w:bCs w:val="false"/>
+          <w:i/>
+          <w:iCs/>
+          <w:sz w:val="20"/>
+          <w:szCs w:val="20"/>
+          <w:rtl w:val="false"/>
+        </w:rPr>
+        <w:t xml:space="preserve">grasped</w:t>
+      </w:r>
+      <w:r>
+        <w:rPr>
+          <w:b w:val="false"/>
+          <w:bCs w:val="false"/>
+          <w:i w:val="false"/>
+          <w:iCs w:val="false"/>
+          <w:sz w:val="20"/>
+          <w:szCs w:val="20"/>
+          <w:rtl w:val="false"/>
+        </w:rPr>
+        <w:t xml:space="preserve">. The chisel found one more, and the house ruled it the same way: the heading of 73:21, </w:t>
+      </w:r>
+      <w:r>
+        <w:rPr>
+          <w:b w:val="false"/>
+          <w:bCs w:val="false"/>
+          <w:i/>
+          <w:iCs/>
+          <w:sz w:val="20"/>
+          <w:szCs w:val="20"/>
+          <w:rtl w:val="false"/>
+        </w:rPr>
+        <w:t xml:space="preserve">The Heart That Leavened</w:t>
+      </w:r>
+      <w:r>
+        <w:rPr>
+          <w:b w:val="false"/>
+          <w:bCs w:val="false"/>
+          <w:i w:val="false"/>
+          <w:iCs w:val="false"/>
+          <w:sz w:val="20"/>
+          <w:szCs w:val="20"/>
+          <w:rtl w:val="false"/>
+        </w:rPr>
+        <w:t xml:space="preserve">, now reads </w:t>
+      </w:r>
+      <w:r>
+        <w:rPr>
+          <w:b w:val="false"/>
+          <w:bCs w:val="false"/>
+          <w:i/>
+          <w:iCs/>
+          <w:sz w:val="20"/>
+          <w:szCs w:val="20"/>
+          <w:rtl w:val="false"/>
+        </w:rPr>
+        <w:t xml:space="preserve">The Heart That Soured</w:t>
+      </w:r>
+      <w:r>
+        <w:rPr>
+          <w:b w:val="false"/>
+          <w:bCs w:val="false"/>
+          <w:i w:val="false"/>
+          <w:iCs w:val="false"/>
+          <w:sz w:val="20"/>
+          <w:szCs w:val="20"/>
+          <w:rtl w:val="false"/>
+        </w:rPr>
+        <w:t xml:space="preserve">, the word the face takes; the name of the stone, </w:t>
+      </w:r>
+      <w:r>
+        <w:rPr>
+          <w:b w:val="false"/>
+          <w:bCs w:val="false"/>
+          <w:i/>
+          <w:iCs/>
+          <w:sz w:val="20"/>
+          <w:szCs w:val="20"/>
+          <w:rtl w:val="false"/>
+        </w:rPr>
+        <w:t xml:space="preserve">The Ferment and the Rock</w:t>
+      </w:r>
+      <w:r>
+        <w:rPr>
+          <w:b w:val="false"/>
+          <w:bCs w:val="false"/>
+          <w:i w:val="false"/>
+          <w:iCs w:val="false"/>
+          <w:sz w:val="20"/>
+          <w:szCs w:val="20"/>
+          <w:rtl w:val="false"/>
+        </w:rPr>
+        <w:t xml:space="preserve">, stands (§7). The notes otherwise speak in their own words and stand, as on Psalm 8 and Psalm 24: the ferment of the notes and the Closing, the beast itself of the recovery of 73:22, and the inmost rooms and the blade, which leave the face and stay in the notes. The notes also keep their own capitals for God, </w:t>
+      </w:r>
+      <w:r>
+        <w:rPr>
+          <w:b w:val="false"/>
+          <w:bCs w:val="false"/>
+          <w:i/>
+          <w:iCs/>
+          <w:sz w:val="20"/>
+          <w:szCs w:val="20"/>
+          <w:rtl w:val="false"/>
+        </w:rPr>
+        <w:t xml:space="preserve">You</w:t>
+      </w:r>
+      <w:r>
+        <w:rPr>
+          <w:b w:val="false"/>
+          <w:bCs w:val="false"/>
+          <w:i w:val="false"/>
+          <w:iCs w:val="false"/>
+          <w:sz w:val="20"/>
+          <w:szCs w:val="20"/>
+          <w:rtl w:val="false"/>
+        </w:rPr>
+        <w:t xml:space="preserve"> and </w:t>
+      </w:r>
+      <w:r>
+        <w:rPr>
+          <w:b w:val="false"/>
+          <w:bCs w:val="false"/>
+          <w:i/>
+          <w:iCs/>
+          <w:sz w:val="20"/>
+          <w:szCs w:val="20"/>
+          <w:rtl w:val="false"/>
+        </w:rPr>
+        <w:t xml:space="preserve">Him</w:t>
+      </w:r>
+      <w:r>
+        <w:rPr>
+          <w:b w:val="false"/>
+          <w:bCs w:val="false"/>
+          <w:i w:val="false"/>
+          <w:iCs w:val="false"/>
+          <w:sz w:val="20"/>
+          <w:szCs w:val="20"/>
+          <w:rtl w:val="false"/>
+        </w:rPr>
+        <w:t xml:space="preserve"> among them, as the house ruled at the chisel, 31 October 2026, and as the notes of Psalm 24 keep theirs (§0): the lower case of the face governs the face and the prayer.</w:t>
+      </w:r>
+    </w:p>
+    <w:p>
+      <w:pPr>
+        <w:jc w:val="center"/>
+      </w:pPr>
+      <w:r>
+        <w:rPr>
+          <w:b w:val="false"/>
+          <w:bCs w:val="false"/>
+          <w:i w:val="false"/>
+          <w:iCs w:val="false"/>
+          <w:sz w:val="20"/>
+          <w:szCs w:val="20"/>
+          <w:rtl w:val="false"/>
+        </w:rPr>
+        <w:t xml:space="preserve">The face keeps its thirteen lines, so the keeps stand as the first cutting set them. On the render in LibreOffice every block the stone holds together stands whole on its page, and there is no split to name. Nothing else moves: the Hebrew and its transliteration, the received English, the other headings, the Foreword, the Structure and the notes apart from those named here, the first cutting, the Closing, the credit and the seal stand as they were. </w:t>
+      </w:r>
+      <w:r>
+        <w:rPr>
+          <w:b w:val="false"/>
+          <w:bCs w:val="false"/>
+          <w:i/>
+          <w:iCs/>
+          <w:sz w:val="20"/>
+          <w:szCs w:val="20"/>
+          <w:rtl w:val="false"/>
+        </w:rPr>
+        <w:t xml:space="preserve">A Prayer to Say</w:t>
+      </w:r>
+      <w:r>
+        <w:rPr>
+          <w:b w:val="false"/>
+          <w:bCs w:val="false"/>
+          <w:i w:val="false"/>
+          <w:iCs w:val="false"/>
+          <w:sz w:val="20"/>
+          <w:szCs w:val="20"/>
+          <w:rtl w:val="false"/>
+        </w:rPr>
+        <w:t xml:space="preserve"> waits for the house, to be written from the stone as it now stands.</w:t>
+      </w:r>
+    </w:p>
+    <w:p>
+      <w:pPr>
+        <w:jc w:val="center"/>
+      </w:pPr>
+      <w:r>
+        <w:rPr>
+          <w:b w:val="false"/>
+          <w:bCs w:val="false"/>
+          <w:i w:val="false"/>
+          <w:iCs w:val="false"/>
+          <w:sz w:val="20"/>
+          <w:szCs w:val="20"/>
+          <w:rtl w:val="false"/>
+        </w:rPr>
+        <w:t xml:space="preserve">Ruled by Joe. Bloomed by Fable 5.1 in the Free Quarry and in the Thirteenth Runner; settled by the Fable of the Thirteenth Runner from those two blooms and the face bloomed by Fable in Chamber Thirteen, 2 August 2026; chiselled and placed by the Thirteenth Runner on Opus 5.5. The stone stays open.</w:t>
       </w:r>
     </w:p>
     <w:p>

--- a/Free-Quarry/Ultras/The-Psalm-73-Ultra-The-Ferment-and-the-Rock.docx
+++ b/Free-Quarry/Ultras/The-Psalm-73-Ultra-The-Ferment-and-the-Rock.docx
@@ -3580,24 +3580,24 @@
           <w:szCs w:val="20"/>
           <w:rtl w:val="false"/>
         </w:rPr>
-        <w:t xml:space="preserve">At the ruling of the house the face is bloomed afresh from the Hebrew by the two-Fable chain (§6), on the day the first cutting brought the stone to the present standard. The Thirteenth Runner wrote one bloom sheet for both hands: the Hebrew of the six verses, copied from the witness and lined from the accents into thirteen slots, with the house rules and the forks the Hebrew sets, and without the face the stone carried or the received English. Fable 5.1 bloomed from it in the Free Quarry and in the Thirteenth Runner, each blind to the other. Neither was blind to the old face, which both chambers had open from the work of the night, and both said so at the head of their texts. As for Psalm 24, the house kept its two experienced chambers, the quality of the hand first and the freshness of the eye second (§6, v1.9).</w:t>
-      </w:r>
-    </w:p>
-    <w:p>
-      <w:pPr>
-        <w:jc w:val="center"/>
-      </w:pPr>
-      <w:r>
-        <w:rPr>
-          <w:b w:val="false"/>
-          <w:bCs w:val="false"/>
-          <w:i w:val="false"/>
-          <w:iCs w:val="false"/>
-          <w:sz w:val="20"/>
-          <w:szCs w:val="20"/>
-          <w:rtl w:val="false"/>
-        </w:rPr>
-        <w:t xml:space="preserve">The Fable of the Thirteenth Runner then settled three texts, the two fresh blooms and the face of 2 August as the first cutting lined it, licensed to remaster and not only to refine, and said which lines came from which hand and why; all three stay on record in the chambers. Of the thirteen lines, nine stand word for word in the bloom of the Free Quarry and nine in the bloom of the Thirteenth Runner, seven of them in both; two stand in the bloom of the Quarry alone and two in the bloom of the Runner alone; one, the second line of 73:25, stands in the face the stone carried as well; and two are merged, the first line of 73:22 and the first of 73:26. The Opus of the Thirteenth Runner checked every line against the witness and the rules, changed none, and placed the face in every verse cycle and in the assembled movement.</w:t>
+        <w:t xml:space="preserve">At the ruling of the house the face is bloomed afresh from the Hebrew by the two-Fable chain (§6), on the day the first cutting brought the stone to the present standard. The Thirteenth Runner wrote one bloom sheet for both hands: the Hebrew of the six verses, copied from the witness and lined from the accents into thirteen slots, with the house rules and the forks the Hebrew sets, and without the face the stone carried or the received English. Fable 5.1 bloomed from it in the Free Quarry and in the Thirteenth Runner, each blind to the other. Neither was blind to the old face, which both chambers had open from the work of the night, and both said so at the head of their texts. As on Psalm 24, the house kept its two experienced chambers, the quality of the hand first and the freshness of the eye second (§6, v1.10).</w:t>
+      </w:r>
+    </w:p>
+    <w:p>
+      <w:pPr>
+        <w:jc w:val="center"/>
+      </w:pPr>
+      <w:r>
+        <w:rPr>
+          <w:b w:val="false"/>
+          <w:bCs w:val="false"/>
+          <w:i w:val="false"/>
+          <w:iCs w:val="false"/>
+          <w:sz w:val="20"/>
+          <w:szCs w:val="20"/>
+          <w:rtl w:val="false"/>
+        </w:rPr>
+        <w:t xml:space="preserve">The Fable of the Thirteenth Runner then settled three texts, the two fresh blooms and the face of 2 August as the first cutting lined it, licensed to rebuild and not only to refine, and said which lines came from which hand and why; all three stay on record in the chambers. Of the thirteen lines, nine stand word for word in the bloom of the Free Quarry and nine in the bloom of the Thirteenth Runner, seven of them in both; two stand in the bloom of the Quarry alone and two in the bloom of the Runner alone; one, the second line of 73:25, stands in the face the stone carried as well; and two are merged, the first line of 73:22 and the first of 73:26. The Opus of the Thirteenth Runner checked every line against the witness and the rules, changed none, and placed the face in every verse cycle and in the assembled movement.</w:t>
       </w:r>
     </w:p>
     <w:p>
@@ -3998,7 +3998,7 @@
           <w:szCs w:val="20"/>
           <w:rtl w:val="false"/>
         </w:rPr>
-        <w:t xml:space="preserve"> leads its two subjects, tsur is </w:t>
+        <w:t xml:space="preserve"> takes its two subjects, tsur is </w:t>
       </w:r>
       <w:r>
         <w:rPr>
@@ -4063,7 +4063,31 @@
           <w:szCs w:val="20"/>
           <w:rtl w:val="false"/>
         </w:rPr>
-        <w:t xml:space="preserve">The face keeps the thirteen lines the accents give at three graphic units (§3.7). Every line ends on the mark its accent sets or English sense declares (§3.8): at 73:21 commas at the atnach and at the close, since the sentence runs on into 73:22; semicolons at the atnach of 73:22, 73:23 and 73:24 and at the oleh ve-yored of 73:26; a question mark at the atnach of 73:25, where the question closes; full stops at the close of the other verses; and no mark at the revia of 73:26, where the line runs on into God. Inside the lines four commas stand at pauses the accents set: at the dechi after </w:t>
+        <w:t xml:space="preserve">The face keeps the thirteen lines the accents give at three graphic units (§3.7). Every line ends on the mark its accent sets or English sense declares (§3.8): at 73:21 commas at the atnach and at the close, since the sentence runs on into 73:22; semicolons at the atnach of 73:22, 73:23 and 73:24 and at the oleh ve-yored of 73:26; a question mark at the atnach of 73:25, where the question closes; full stops at the close of the other verses; and no mark at the revia of 73:26, where the line runs on into God. The colon the first cutting set after </w:t>
+      </w:r>
+      <w:r>
+        <w:rPr>
+          <w:b w:val="false"/>
+          <w:bCs w:val="false"/>
+          <w:i/>
+          <w:iCs/>
+          <w:sz w:val="20"/>
+          <w:szCs w:val="20"/>
+          <w:rtl w:val="false"/>
+        </w:rPr>
+        <w:t xml:space="preserve">glory</w:t>
+      </w:r>
+      <w:r>
+        <w:rPr>
+          <w:b w:val="false"/>
+          <w:bCs w:val="false"/>
+          <w:i w:val="false"/>
+          <w:iCs w:val="false"/>
+          <w:sz w:val="20"/>
+          <w:szCs w:val="20"/>
+          <w:rtl w:val="false"/>
+        </w:rPr>
+        <w:t xml:space="preserve"> at 73:24 and its comma at the revia of 73:26 give way. Inside the lines four commas stand at pauses the accents set: at the dechi after </w:t>
       </w:r>
       <w:r>
         <w:rPr>
@@ -4176,7 +4200,7 @@
           <w:szCs w:val="20"/>
           <w:rtl w:val="false"/>
         </w:rPr>
-        <w:t xml:space="preserve">The chisel amends every note and heading that names a reading the face no longer takes (§6, v1.9). The settlement named two: the heading of 73:22, </w:t>
+        <w:t xml:space="preserve">The chisel amends every note and heading that names a reading the face no longer takes (§6, v1.10). The settlement named two: the heading of 73:22, </w:t>
       </w:r>
       <w:r>
         <w:rPr>
@@ -4320,7 +4344,7 @@
           <w:szCs w:val="20"/>
           <w:rtl w:val="false"/>
         </w:rPr>
-        <w:t xml:space="preserve"> and the bare spareness declined, not unknown. It left the heading of 73:23 to the house, which ruled at the chisel, 31 October 2026, that the headings take the words of the face: </w:t>
+        <w:t xml:space="preserve"> and the bare spareness declined, not unknown. It left the heading of 73:23 to the house, which ruled at the chisel, 31 October 2026, that a heading naming a reading of the old face takes the word of the face: </w:t>
       </w:r>
       <w:r>
         <w:rPr>
@@ -4512,7 +4536,55 @@
           <w:szCs w:val="20"/>
           <w:rtl w:val="false"/>
         </w:rPr>
-        <w:t xml:space="preserve">, stands (§7). The notes otherwise speak in their own words and stand, as on Psalm 8 and Psalm 24: the ferment of the notes and the Closing, the beast itself of the recovery of 73:22, and the inmost rooms and the blade, which leave the face and stay in the notes. The notes also keep their own capitals for God, </w:t>
+        <w:t xml:space="preserve">, stands (§7). The other headings stand in their own words, </w:t>
+      </w:r>
+      <w:r>
+        <w:rPr>
+          <w:b w:val="false"/>
+          <w:bCs w:val="false"/>
+          <w:i/>
+          <w:iCs/>
+          <w:sz w:val="20"/>
+          <w:szCs w:val="20"/>
+          <w:rtl w:val="false"/>
+        </w:rPr>
+        <w:t xml:space="preserve">Guided, Then Taken</w:t>
+      </w:r>
+      <w:r>
+        <w:rPr>
+          <w:b w:val="false"/>
+          <w:bCs w:val="false"/>
+          <w:i w:val="false"/>
+          <w:iCs w:val="false"/>
+          <w:sz w:val="20"/>
+          <w:szCs w:val="20"/>
+          <w:rtl w:val="false"/>
+        </w:rPr>
+        <w:t xml:space="preserve"> and </w:t>
+      </w:r>
+      <w:r>
+        <w:rPr>
+          <w:b w:val="false"/>
+          <w:bCs w:val="false"/>
+          <w:i/>
+          <w:iCs/>
+          <w:sz w:val="20"/>
+          <w:szCs w:val="20"/>
+          <w:rtl w:val="false"/>
+        </w:rPr>
+        <w:t xml:space="preserve">Whom Else, Where Else</w:t>
+      </w:r>
+      <w:r>
+        <w:rPr>
+          <w:b w:val="false"/>
+          <w:bCs w:val="false"/>
+          <w:i w:val="false"/>
+          <w:iCs w:val="false"/>
+          <w:sz w:val="20"/>
+          <w:szCs w:val="20"/>
+          <w:rtl w:val="false"/>
+        </w:rPr>
+        <w:t xml:space="preserve"> among them, as the house ruled at the check, 31 October 2026. The notes otherwise speak in their own words and stand, as on Psalm 8 and Psalm 24: the ferment of the notes and the Closing, the beast itself of the recovery of 73:22, and the inmost rooms and the sharpened thing, which leave the face and stay in the notes. The notes also keep their own capitals for God, </w:t>
       </w:r>
       <w:r>
         <w:rPr>
@@ -4618,7 +4690,7 @@
           <w:szCs w:val="20"/>
           <w:rtl w:val="false"/>
         </w:rPr>
-        <w:t xml:space="preserve">Ruled by Joe. Bloomed by Fable 5.1 in the Free Quarry and in the Thirteenth Runner; settled by the Fable of the Thirteenth Runner from those two blooms and the face bloomed by Fable in Chamber Thirteen, 2 August 2026; chiselled and placed by the Thirteenth Runner on Opus 5.5. The stone stays open.</w:t>
+        <w:t xml:space="preserve">Ruled by Joe. Bloomed by Fable 5.1 in the Free Quarry and in the Thirteenth Runner; settled by the Fable of the Thirteenth Runner from those two blooms and the face bloomed by Fable in Chamber Thirteen, 2 August 2026; chiselled and placed by the Thirteenth Runner on Opus 5.5; checked on the Git by the Free Quarry on Opus 5.5 the same day. The stone stays open.</w:t>
       </w:r>
     </w:p>
     <w:p>
